--- a/analysis/out/tables/2d_table2_characteristics.docx
+++ b/analysis/out/tables/2d_table2_characteristics.docx
@@ -4001,7 +4001,7 @@
                 <w:szCs w:val="22"/>
                 <w:color w:val="000000"/>
               </w:rPr>
-              <w:t xml:space="preserve">6,124 (63.8%)</w:t>
+              <w:t xml:space="preserve">6,116 (63.7%)</w:t>
             </w:r>
           </w:p>
         </w:tc>
@@ -4116,7 +4116,7 @@
                 <w:szCs w:val="22"/>
                 <w:color w:val="000000"/>
               </w:rPr>
-              <w:t xml:space="preserve">3,112 (32.4%)</w:t>
+              <w:t xml:space="preserve">3,120 (32.5%)</w:t>
             </w:r>
           </w:p>
         </w:tc>
